--- a/examples/multivariate/doc/08-deterministic-auxiliary-models.docx
+++ b/examples/multivariate/doc/08-deterministic-auxiliary-models.docx
@@ -1892,55 +1892,16 @@
         <w:rPr>
           <w:rStyle w:val="NormalTok"/>
         </w:rPr>
-        <w:t xml:space="preserve">, </w:t>
-      </w:r>
-      <w:r>
-        <w:rPr>
-          <w:rStyle w:val="AttributeTok"/>
-        </w:rPr>
-        <w:t xml:space="preserve">return_all =</w:t>
-      </w:r>
-      <w:r>
-        <w:rPr>
-          <w:rStyle w:val="NormalTok"/>
-        </w:rPr>
-        <w:t xml:space="preserve"> </w:t>
-      </w:r>
-      <w:r>
-        <w:rPr>
-          <w:rStyle w:val="ConstantTok"/>
-        </w:rPr>
-        <w:t xml:space="preserve">TRUE</w:t>
-      </w:r>
-      <w:r>
-        <w:rPr>
-          <w:rStyle w:val="NormalTok"/>
-        </w:rPr>
         <w:t xml:space="preserve">)</w:t>
       </w:r>
       <w:r>
         <w:br/>
       </w:r>
       <w:r>
-        <w:br/>
-      </w:r>
-      <w:r>
         <w:rPr>
           <w:rStyle w:val="NormalTok"/>
         </w:rPr>
         <w:t xml:space="preserve">pred_all</w:t>
-      </w:r>
-      <w:r>
-        <w:rPr>
-          <w:rStyle w:val="SpecialCharTok"/>
-        </w:rPr>
-        <w:t xml:space="preserve">$</w:t>
-      </w:r>
-      <w:r>
-        <w:rPr>
-          <w:rStyle w:val="NormalTok"/>
-        </w:rPr>
-        <w:t xml:space="preserve">x</w:t>
       </w:r>
     </w:p>
     <w:p>
@@ -1951,43 +1912,87 @@
         <w:rPr>
           <w:rStyle w:val="VerbatimChar"/>
         </w:rPr>
-        <w:t xml:space="preserve">## $x1</w:t>
-      </w:r>
-      <w:r>
-        <w:br/>
-      </w:r>
+        <w:t xml:space="preserve">## [1] 794.4405 788.4387 781.0410 752.0925 713.9170</w:t>
+      </w:r>
+    </w:p>
+    <w:p>
+      <w:pPr>
+        <w:pStyle w:val="SourceCode"/>
+      </w:pPr>
+      <w:r>
+        <w:rPr>
+          <w:rStyle w:val="FunctionTok"/>
+        </w:rPr>
+        <w:t xml:space="preserve">attr</w:t>
+      </w:r>
+      <w:r>
+        <w:rPr>
+          <w:rStyle w:val="NormalTok"/>
+        </w:rPr>
+        <w:t xml:space="preserve">(pred_all, </w:t>
+      </w:r>
+      <w:r>
+        <w:rPr>
+          <w:rStyle w:val="StringTok"/>
+        </w:rPr>
+        <w:t xml:space="preserve">"system"</w:t>
+      </w:r>
+      <w:r>
+        <w:rPr>
+          <w:rStyle w:val="NormalTok"/>
+        </w:rPr>
+        <w:t xml:space="preserve">)</w:t>
+      </w:r>
+    </w:p>
+    <w:p>
+      <w:pPr>
+        <w:pStyle w:val="SourceCode"/>
+      </w:pPr>
       <w:r>
         <w:rPr>
           <w:rStyle w:val="VerbatimChar"/>
         </w:rPr>
-        <w:t xml:space="preserve">## [1] 4 5 6 7 1</w:t>
-      </w:r>
-      <w:r>
-        <w:br/>
-      </w:r>
+        <w:t xml:space="preserve">## NULL</w:t>
+      </w:r>
+    </w:p>
+    <w:p>
+      <w:pPr>
+        <w:pStyle w:val="SourceCode"/>
+      </w:pPr>
+      <w:r>
+        <w:rPr>
+          <w:rStyle w:val="FunctionTok"/>
+        </w:rPr>
+        <w:t xml:space="preserve">attr</w:t>
+      </w:r>
+      <w:r>
+        <w:rPr>
+          <w:rStyle w:val="NormalTok"/>
+        </w:rPr>
+        <w:t xml:space="preserve">(pred_all, </w:t>
+      </w:r>
+      <w:r>
+        <w:rPr>
+          <w:rStyle w:val="StringTok"/>
+        </w:rPr>
+        <w:t xml:space="preserve">"prediction_x"</w:t>
+      </w:r>
+      <w:r>
+        <w:rPr>
+          <w:rStyle w:val="NormalTok"/>
+        </w:rPr>
+        <w:t xml:space="preserve">)</w:t>
+      </w:r>
+    </w:p>
+    <w:p>
+      <w:pPr>
+        <w:pStyle w:val="SourceCode"/>
+      </w:pPr>
       <w:r>
         <w:rPr>
           <w:rStyle w:val="VerbatimChar"/>
         </w:rPr>
-        <w:t xml:space="preserve">## </w:t>
-      </w:r>
-      <w:r>
-        <w:br/>
-      </w:r>
-      <w:r>
-        <w:rPr>
-          <w:rStyle w:val="VerbatimChar"/>
-        </w:rPr>
-        <w:t xml:space="preserve">## $x2</w:t>
-      </w:r>
-      <w:r>
-        <w:br/>
-      </w:r>
-      <w:r>
-        <w:rPr>
-          <w:rStyle w:val="VerbatimChar"/>
-        </w:rPr>
-        <w:t xml:space="preserve">## [1] 0 0 0 1 1</w:t>
+        <w:t xml:space="preserve">## NULL</w:t>
       </w:r>
     </w:p>
     <w:p>

--- a/examples/multivariate/doc/08-deterministic-auxiliary-models.docx
+++ b/examples/multivariate/doc/08-deterministic-auxiliary-models.docx
@@ -1914,6 +1914,222 @@
         </w:rPr>
         <w:t xml:space="preserve">## [1] 794.4405 788.4387 781.0410 752.0925 713.9170</w:t>
       </w:r>
+      <w:r>
+        <w:br/>
+      </w:r>
+      <w:r>
+        <w:rPr>
+          <w:rStyle w:val="VerbatimChar"/>
+        </w:rPr>
+        <w:t xml:space="preserve">## attr(,"y_name")</w:t>
+      </w:r>
+      <w:r>
+        <w:br/>
+      </w:r>
+      <w:r>
+        <w:rPr>
+          <w:rStyle w:val="VerbatimChar"/>
+        </w:rPr>
+        <w:t xml:space="preserve">## [1] "y"</w:t>
+      </w:r>
+      <w:r>
+        <w:br/>
+      </w:r>
+      <w:r>
+        <w:rPr>
+          <w:rStyle w:val="VerbatimChar"/>
+        </w:rPr>
+        <w:t xml:space="preserve">## attr(,"x_names")</w:t>
+      </w:r>
+      <w:r>
+        <w:br/>
+      </w:r>
+      <w:r>
+        <w:rPr>
+          <w:rStyle w:val="VerbatimChar"/>
+        </w:rPr>
+        <w:t xml:space="preserve">## [1] "x1" "x2"</w:t>
+      </w:r>
+      <w:r>
+        <w:br/>
+      </w:r>
+      <w:r>
+        <w:rPr>
+          <w:rStyle w:val="VerbatimChar"/>
+        </w:rPr>
+        <w:t xml:space="preserve">## attr(,"variables")</w:t>
+      </w:r>
+      <w:r>
+        <w:br/>
+      </w:r>
+      <w:r>
+        <w:rPr>
+          <w:rStyle w:val="VerbatimChar"/>
+        </w:rPr>
+        <w:t xml:space="preserve">## [1] "y"  "x1" "x2"</w:t>
+      </w:r>
+      <w:r>
+        <w:br/>
+      </w:r>
+      <w:r>
+        <w:rPr>
+          <w:rStyle w:val="VerbatimChar"/>
+        </w:rPr>
+        <w:t xml:space="preserve">## attr(,"steps_ahead")</w:t>
+      </w:r>
+      <w:r>
+        <w:br/>
+      </w:r>
+      <w:r>
+        <w:rPr>
+          <w:rStyle w:val="VerbatimChar"/>
+        </w:rPr>
+        <w:t xml:space="preserve">## [1] 5</w:t>
+      </w:r>
+      <w:r>
+        <w:br/>
+      </w:r>
+      <w:r>
+        <w:rPr>
+          <w:rStyle w:val="VerbatimChar"/>
+        </w:rPr>
+        <w:t xml:space="preserve">## attr(,"prediction_x")</w:t>
+      </w:r>
+      <w:r>
+        <w:br/>
+      </w:r>
+      <w:r>
+        <w:rPr>
+          <w:rStyle w:val="VerbatimChar"/>
+        </w:rPr>
+        <w:t xml:space="preserve">## attr(,"prediction_x")$x1</w:t>
+      </w:r>
+      <w:r>
+        <w:br/>
+      </w:r>
+      <w:r>
+        <w:rPr>
+          <w:rStyle w:val="VerbatimChar"/>
+        </w:rPr>
+        <w:t xml:space="preserve">## [1] 4 5 6 7 1</w:t>
+      </w:r>
+      <w:r>
+        <w:br/>
+      </w:r>
+      <w:r>
+        <w:rPr>
+          <w:rStyle w:val="VerbatimChar"/>
+        </w:rPr>
+        <w:t xml:space="preserve">## </w:t>
+      </w:r>
+      <w:r>
+        <w:br/>
+      </w:r>
+      <w:r>
+        <w:rPr>
+          <w:rStyle w:val="VerbatimChar"/>
+        </w:rPr>
+        <w:t xml:space="preserve">## attr(,"prediction_x")$x2</w:t>
+      </w:r>
+      <w:r>
+        <w:br/>
+      </w:r>
+      <w:r>
+        <w:rPr>
+          <w:rStyle w:val="VerbatimChar"/>
+        </w:rPr>
+        <w:t xml:space="preserve">## [1] 0 0 0 1 1</w:t>
+      </w:r>
+      <w:r>
+        <w:br/>
+      </w:r>
+      <w:r>
+        <w:rPr>
+          <w:rStyle w:val="VerbatimChar"/>
+        </w:rPr>
+        <w:t xml:space="preserve">## </w:t>
+      </w:r>
+      <w:r>
+        <w:br/>
+      </w:r>
+      <w:r>
+        <w:rPr>
+          <w:rStyle w:val="VerbatimChar"/>
+        </w:rPr>
+        <w:t xml:space="preserve">## attr(,"system")</w:t>
+      </w:r>
+      <w:r>
+        <w:br/>
+      </w:r>
+      <w:r>
+        <w:rPr>
+          <w:rStyle w:val="VerbatimChar"/>
+        </w:rPr>
+        <w:t xml:space="preserve">##          y x1 x2</w:t>
+      </w:r>
+      <w:r>
+        <w:br/>
+      </w:r>
+      <w:r>
+        <w:rPr>
+          <w:rStyle w:val="VerbatimChar"/>
+        </w:rPr>
+        <w:t xml:space="preserve">## 1 794.4405  4  0</w:t>
+      </w:r>
+      <w:r>
+        <w:br/>
+      </w:r>
+      <w:r>
+        <w:rPr>
+          <w:rStyle w:val="VerbatimChar"/>
+        </w:rPr>
+        <w:t xml:space="preserve">## 2 788.4387  5  0</w:t>
+      </w:r>
+      <w:r>
+        <w:br/>
+      </w:r>
+      <w:r>
+        <w:rPr>
+          <w:rStyle w:val="VerbatimChar"/>
+        </w:rPr>
+        <w:t xml:space="preserve">## 3 781.0410  6  0</w:t>
+      </w:r>
+      <w:r>
+        <w:br/>
+      </w:r>
+      <w:r>
+        <w:rPr>
+          <w:rStyle w:val="VerbatimChar"/>
+        </w:rPr>
+        <w:t xml:space="preserve">## 4 752.0925  7  1</w:t>
+      </w:r>
+      <w:r>
+        <w:br/>
+      </w:r>
+      <w:r>
+        <w:rPr>
+          <w:rStyle w:val="VerbatimChar"/>
+        </w:rPr>
+        <w:t xml:space="preserve">## 5 713.9170  1  1</w:t>
+      </w:r>
+      <w:r>
+        <w:br/>
+      </w:r>
+      <w:r>
+        <w:rPr>
+          <w:rStyle w:val="VerbatimChar"/>
+        </w:rPr>
+        <w:t xml:space="preserve">## attr(,"class")</w:t>
+      </w:r>
+      <w:r>
+        <w:br/>
+      </w:r>
+      <w:r>
+        <w:rPr>
+          <w:rStyle w:val="VerbatimChar"/>
+        </w:rPr>
+        <w:t xml:space="preserve">## [1] "ts_mv_prediction" "numeric"</w:t>
+      </w:r>
     </w:p>
     <w:p>
       <w:pPr>
@@ -1952,7 +2168,52 @@
         <w:rPr>
           <w:rStyle w:val="VerbatimChar"/>
         </w:rPr>
-        <w:t xml:space="preserve">## NULL</w:t>
+        <w:t xml:space="preserve">##          y x1 x2</w:t>
+      </w:r>
+      <w:r>
+        <w:br/>
+      </w:r>
+      <w:r>
+        <w:rPr>
+          <w:rStyle w:val="VerbatimChar"/>
+        </w:rPr>
+        <w:t xml:space="preserve">## 1 794.4405  4  0</w:t>
+      </w:r>
+      <w:r>
+        <w:br/>
+      </w:r>
+      <w:r>
+        <w:rPr>
+          <w:rStyle w:val="VerbatimChar"/>
+        </w:rPr>
+        <w:t xml:space="preserve">## 2 788.4387  5  0</w:t>
+      </w:r>
+      <w:r>
+        <w:br/>
+      </w:r>
+      <w:r>
+        <w:rPr>
+          <w:rStyle w:val="VerbatimChar"/>
+        </w:rPr>
+        <w:t xml:space="preserve">## 3 781.0410  6  0</w:t>
+      </w:r>
+      <w:r>
+        <w:br/>
+      </w:r>
+      <w:r>
+        <w:rPr>
+          <w:rStyle w:val="VerbatimChar"/>
+        </w:rPr>
+        <w:t xml:space="preserve">## 4 752.0925  7  1</w:t>
+      </w:r>
+      <w:r>
+        <w:br/>
+      </w:r>
+      <w:r>
+        <w:rPr>
+          <w:rStyle w:val="VerbatimChar"/>
+        </w:rPr>
+        <w:t xml:space="preserve">## 5 713.9170  1  1</w:t>
       </w:r>
     </w:p>
     <w:p>
@@ -1992,7 +2253,43 @@
         <w:rPr>
           <w:rStyle w:val="VerbatimChar"/>
         </w:rPr>
-        <w:t xml:space="preserve">## NULL</w:t>
+        <w:t xml:space="preserve">## $x1</w:t>
+      </w:r>
+      <w:r>
+        <w:br/>
+      </w:r>
+      <w:r>
+        <w:rPr>
+          <w:rStyle w:val="VerbatimChar"/>
+        </w:rPr>
+        <w:t xml:space="preserve">## [1] 4 5 6 7 1</w:t>
+      </w:r>
+      <w:r>
+        <w:br/>
+      </w:r>
+      <w:r>
+        <w:rPr>
+          <w:rStyle w:val="VerbatimChar"/>
+        </w:rPr>
+        <w:t xml:space="preserve">## </w:t>
+      </w:r>
+      <w:r>
+        <w:br/>
+      </w:r>
+      <w:r>
+        <w:rPr>
+          <w:rStyle w:val="VerbatimChar"/>
+        </w:rPr>
+        <w:t xml:space="preserve">## $x2</w:t>
+      </w:r>
+      <w:r>
+        <w:br/>
+      </w:r>
+      <w:r>
+        <w:rPr>
+          <w:rStyle w:val="VerbatimChar"/>
+        </w:rPr>
+        <w:t xml:space="preserve">## [1] 0 0 0 1 1</w:t>
       </w:r>
     </w:p>
     <w:p>

--- a/examples/multivariate/doc/08-deterministic-auxiliary-models.docx
+++ b/examples/multivariate/doc/08-deterministic-auxiliary-models.docx
@@ -1912,7 +1912,7 @@
         <w:rPr>
           <w:rStyle w:val="VerbatimChar"/>
         </w:rPr>
-        <w:t xml:space="preserve">## [1] 794.4405 788.4387 781.0410 752.0925 713.9170</w:t>
+        <w:t xml:space="preserve">## [1] 799.6532 793.5090 786.3970 755.8103 716.0628</w:t>
       </w:r>
       <w:r>
         <w:br/>
@@ -2074,43 +2074,43 @@
         <w:rPr>
           <w:rStyle w:val="VerbatimChar"/>
         </w:rPr>
-        <w:t xml:space="preserve">## 1 794.4405  4  0</w:t>
-      </w:r>
-      <w:r>
-        <w:br/>
-      </w:r>
-      <w:r>
-        <w:rPr>
-          <w:rStyle w:val="VerbatimChar"/>
-        </w:rPr>
-        <w:t xml:space="preserve">## 2 788.4387  5  0</w:t>
-      </w:r>
-      <w:r>
-        <w:br/>
-      </w:r>
-      <w:r>
-        <w:rPr>
-          <w:rStyle w:val="VerbatimChar"/>
-        </w:rPr>
-        <w:t xml:space="preserve">## 3 781.0410  6  0</w:t>
-      </w:r>
-      <w:r>
-        <w:br/>
-      </w:r>
-      <w:r>
-        <w:rPr>
-          <w:rStyle w:val="VerbatimChar"/>
-        </w:rPr>
-        <w:t xml:space="preserve">## 4 752.0925  7  1</w:t>
-      </w:r>
-      <w:r>
-        <w:br/>
-      </w:r>
-      <w:r>
-        <w:rPr>
-          <w:rStyle w:val="VerbatimChar"/>
-        </w:rPr>
-        <w:t xml:space="preserve">## 5 713.9170  1  1</w:t>
+        <w:t xml:space="preserve">## 1 799.6532  4  0</w:t>
+      </w:r>
+      <w:r>
+        <w:br/>
+      </w:r>
+      <w:r>
+        <w:rPr>
+          <w:rStyle w:val="VerbatimChar"/>
+        </w:rPr>
+        <w:t xml:space="preserve">## 2 793.5090  5  0</w:t>
+      </w:r>
+      <w:r>
+        <w:br/>
+      </w:r>
+      <w:r>
+        <w:rPr>
+          <w:rStyle w:val="VerbatimChar"/>
+        </w:rPr>
+        <w:t xml:space="preserve">## 3 786.3970  6  0</w:t>
+      </w:r>
+      <w:r>
+        <w:br/>
+      </w:r>
+      <w:r>
+        <w:rPr>
+          <w:rStyle w:val="VerbatimChar"/>
+        </w:rPr>
+        <w:t xml:space="preserve">## 4 755.8103  7  1</w:t>
+      </w:r>
+      <w:r>
+        <w:br/>
+      </w:r>
+      <w:r>
+        <w:rPr>
+          <w:rStyle w:val="VerbatimChar"/>
+        </w:rPr>
+        <w:t xml:space="preserve">## 5 716.0628  1  1</w:t>
       </w:r>
       <w:r>
         <w:br/>
@@ -2177,43 +2177,43 @@
         <w:rPr>
           <w:rStyle w:val="VerbatimChar"/>
         </w:rPr>
-        <w:t xml:space="preserve">## 1 794.4405  4  0</w:t>
-      </w:r>
-      <w:r>
-        <w:br/>
-      </w:r>
-      <w:r>
-        <w:rPr>
-          <w:rStyle w:val="VerbatimChar"/>
-        </w:rPr>
-        <w:t xml:space="preserve">## 2 788.4387  5  0</w:t>
-      </w:r>
-      <w:r>
-        <w:br/>
-      </w:r>
-      <w:r>
-        <w:rPr>
-          <w:rStyle w:val="VerbatimChar"/>
-        </w:rPr>
-        <w:t xml:space="preserve">## 3 781.0410  6  0</w:t>
-      </w:r>
-      <w:r>
-        <w:br/>
-      </w:r>
-      <w:r>
-        <w:rPr>
-          <w:rStyle w:val="VerbatimChar"/>
-        </w:rPr>
-        <w:t xml:space="preserve">## 4 752.0925  7  1</w:t>
-      </w:r>
-      <w:r>
-        <w:br/>
-      </w:r>
-      <w:r>
-        <w:rPr>
-          <w:rStyle w:val="VerbatimChar"/>
-        </w:rPr>
-        <w:t xml:space="preserve">## 5 713.9170  1  1</w:t>
+        <w:t xml:space="preserve">## 1 799.6532  4  0</w:t>
+      </w:r>
+      <w:r>
+        <w:br/>
+      </w:r>
+      <w:r>
+        <w:rPr>
+          <w:rStyle w:val="VerbatimChar"/>
+        </w:rPr>
+        <w:t xml:space="preserve">## 2 793.5090  5  0</w:t>
+      </w:r>
+      <w:r>
+        <w:br/>
+      </w:r>
+      <w:r>
+        <w:rPr>
+          <w:rStyle w:val="VerbatimChar"/>
+        </w:rPr>
+        <w:t xml:space="preserve">## 3 786.3970  6  0</w:t>
+      </w:r>
+      <w:r>
+        <w:br/>
+      </w:r>
+      <w:r>
+        <w:rPr>
+          <w:rStyle w:val="VerbatimChar"/>
+        </w:rPr>
+        <w:t xml:space="preserve">## 4 755.8103  7  1</w:t>
+      </w:r>
+      <w:r>
+        <w:br/>
+      </w:r>
+      <w:r>
+        <w:rPr>
+          <w:rStyle w:val="VerbatimChar"/>
+        </w:rPr>
+        <w:t xml:space="preserve">## 5 716.0628  1  1</w:t>
       </w:r>
     </w:p>
     <w:p>
